--- a/06_산출물_문서/3계층_지침서/WI-809-01_부품_식별_라벨링_지침서.docx
+++ b/06_산출물_문서/3계층_지침서/WI-809-01_부품_식별_라벨링_지침서.docx
@@ -270,11 +270,11 @@
     </w:p>
     <w:tbl>
       <w:tblPr>
-        <w:tblW w:w="8788" w:type="dxa"/>
         <w:tblCellMar>
           <w:left w:w="108" w:type="dxa"/>
           <w:right w:w="108" w:type="dxa"/>
         </w:tblCellMar>
+        <w:tblW w:w="8788" w:type="dxa"/>
         <w:tblBorders>
           <w:top w:val="single" w:sz="4" w:color="2E74B5" w:space="0"/>
           <w:left w:val="single" w:sz="4" w:color="2E74B5" w:space="0"/>
@@ -294,13 +294,13 @@
         <w:tc>
           <w:tcPr>
             <w:tcW w:w="1500" w:type="dxa"/>
-            <w:shd w:val="clear" w:color="auto" w:fill="D9D9D9"/>
-            <w:tcMar>
-              <w:top w:w="60" w:type="dxa"/>
-              <w:left w:w="120" w:type="dxa"/>
-              <w:bottom w:w="60" w:type="dxa"/>
-              <w:right w:w="120" w:type="dxa"/>
-            </w:tcMar>
+            <w:tcMar>
+              <w:top w:w="60" w:type="dxa"/>
+              <w:left w:w="120" w:type="dxa"/>
+              <w:bottom w:w="60" w:type="dxa"/>
+              <w:right w:w="120" w:type="dxa"/>
+            </w:tcMar>
+            <w:shd w:val="clear" w:color="auto" w:fill="DEEAF1"/>
           </w:tcPr>
           <w:p>
             <w:pPr>
@@ -320,13 +320,13 @@
         <w:tc>
           <w:tcPr>
             <w:tcW w:w="2800" w:type="dxa"/>
-            <w:shd w:val="clear" w:color="auto" w:fill="D9D9D9"/>
-            <w:tcMar>
-              <w:top w:w="60" w:type="dxa"/>
-              <w:left w:w="120" w:type="dxa"/>
-              <w:bottom w:w="60" w:type="dxa"/>
-              <w:right w:w="120" w:type="dxa"/>
-            </w:tcMar>
+            <w:tcMar>
+              <w:top w:w="60" w:type="dxa"/>
+              <w:left w:w="120" w:type="dxa"/>
+              <w:bottom w:w="60" w:type="dxa"/>
+              <w:right w:w="120" w:type="dxa"/>
+            </w:tcMar>
+            <w:shd w:val="clear" w:color="auto" w:fill="DEEAF1"/>
           </w:tcPr>
           <w:p>
             <w:pPr>
@@ -346,13 +346,13 @@
         <w:tc>
           <w:tcPr>
             <w:tcW w:w="2000" w:type="dxa"/>
-            <w:shd w:val="clear" w:color="auto" w:fill="D9D9D9"/>
-            <w:tcMar>
-              <w:top w:w="60" w:type="dxa"/>
-              <w:left w:w="120" w:type="dxa"/>
-              <w:bottom w:w="60" w:type="dxa"/>
-              <w:right w:w="120" w:type="dxa"/>
-            </w:tcMar>
+            <w:tcMar>
+              <w:top w:w="60" w:type="dxa"/>
+              <w:left w:w="120" w:type="dxa"/>
+              <w:bottom w:w="60" w:type="dxa"/>
+              <w:right w:w="120" w:type="dxa"/>
+            </w:tcMar>
+            <w:shd w:val="clear" w:color="auto" w:fill="DEEAF1"/>
           </w:tcPr>
           <w:p>
             <w:pPr>
@@ -372,13 +372,13 @@
         <w:tc>
           <w:tcPr>
             <w:tcW w:w="2488" w:type="dxa"/>
-            <w:shd w:val="clear" w:color="auto" w:fill="D9D9D9"/>
-            <w:tcMar>
-              <w:top w:w="60" w:type="dxa"/>
-              <w:left w:w="120" w:type="dxa"/>
-              <w:bottom w:w="60" w:type="dxa"/>
-              <w:right w:w="120" w:type="dxa"/>
-            </w:tcMar>
+            <w:tcMar>
+              <w:top w:w="60" w:type="dxa"/>
+              <w:left w:w="120" w:type="dxa"/>
+              <w:bottom w:w="60" w:type="dxa"/>
+              <w:right w:w="120" w:type="dxa"/>
+            </w:tcMar>
+            <w:shd w:val="clear" w:color="auto" w:fill="DEEAF1"/>
           </w:tcPr>
           <w:p>
             <w:pPr>
@@ -1073,14 +1073,12 @@
         </w:trPr>
         <w:tc>
           <w:tcPr>
-            <w:tcW w:w="2460" w:type="dxa"/>
-            <w:tcMar>
-              <w:top w:w="60" w:type="dxa"/>
-              <w:left w:w="120" w:type="dxa"/>
-              <w:bottom w:w="60" w:type="dxa"/>
-              <w:right w:w="120" w:type="dxa"/>
-            </w:tcMar>
-            <w:shd w:val="clear" w:color="auto" w:fill="DEEAF1"/>
+            <w:tcMar>
+              <w:top w:w="60" w:type="dxa"/>
+              <w:left w:w="120" w:type="dxa"/>
+              <w:bottom w:w="60" w:type="dxa"/>
+              <w:right w:w="120" w:type="dxa"/>
+            </w:tcMar>
           </w:tcPr>
           <w:p>
             <w:pPr>
@@ -1094,14 +1092,12 @@
         </w:tc>
         <w:tc>
           <w:tcPr>
-            <w:tcW w:w="6328" w:type="dxa"/>
-            <w:tcMar>
-              <w:top w:w="60" w:type="dxa"/>
-              <w:left w:w="120" w:type="dxa"/>
-              <w:bottom w:w="60" w:type="dxa"/>
-              <w:right w:w="120" w:type="dxa"/>
-            </w:tcMar>
-            <w:shd w:val="clear" w:color="auto" w:fill="DEEAF1"/>
+            <w:tcMar>
+              <w:top w:w="60" w:type="dxa"/>
+              <w:left w:w="120" w:type="dxa"/>
+              <w:bottom w:w="60" w:type="dxa"/>
+              <w:right w:w="120" w:type="dxa"/>
+            </w:tcMar>
           </w:tcPr>
           <w:p>
             <w:pPr>
@@ -1116,9 +1112,7 @@
       </w:tr>
       <w:tr>
         <w:tc>
-          <w:tcPr>
-            <w:tcW w:w="2460" w:type="dxa"/>
-          </w:tcPr>
+          <w:tcPr/>
           <w:p>
             <w:pPr>
               <w:pStyle w:val="Compact"/>
@@ -1130,7 +1124,6 @@
         </w:tc>
         <w:tc>
           <w:tcPr>
-            <w:tcW w:w="6328" w:type="dxa"/>
             <w:tcMar>
               <w:top w:w="60" w:type="dxa"/>
               <w:left w:w="120" w:type="dxa"/>
@@ -1194,9 +1187,7 @@
           </w:p>
         </w:tc>
         <w:tc>
-          <w:tcPr>
-            <w:tcW w:w="6328" w:type="dxa"/>
-          </w:tcPr>
+          <w:tcPr/>
           <w:p>
             <w:pPr>
               <w:pStyle w:val="Compact"/>
@@ -1209,19 +1200,10 @@
       </w:tr>
       <w:tr>
         <w:tc>
-          <w:tcPr>
-            <w:tcW w:w="2460" w:type="dxa"/>
-            <w:tcMar>
-              <w:top w:w="60" w:type="dxa"/>
-              <w:left w:w="120" w:type="dxa"/>
-              <w:bottom w:w="60" w:type="dxa"/>
-              <w:right w:w="120" w:type="dxa"/>
-            </w:tcMar>
-          </w:tcPr>
-          <w:p>
-            <w:pPr>
-              <w:pStyle w:val="Compact"/>
-              <w:wordWrap w:val="1"/>
+          <w:tcPr/>
+          <w:p>
+            <w:pPr>
+              <w:pStyle w:val="Compact"/>
             </w:pPr>
             <w:r>
               <w:t xml:space="preserve">QP-815</w:t>
@@ -1290,18 +1272,10 @@
       </w:tr>
       <w:tr>
         <w:tc>
-          <w:tcPr>
-            <w:tcMar>
-              <w:top w:w="60" w:type="dxa"/>
-              <w:left w:w="120" w:type="dxa"/>
-              <w:bottom w:w="60" w:type="dxa"/>
-              <w:right w:w="120" w:type="dxa"/>
-            </w:tcMar>
-          </w:tcPr>
-          <w:p>
-            <w:pPr>
-              <w:pStyle w:val="Compact"/>
-              <w:wordWrap w:val="1"/>
+          <w:tcPr/>
+          <w:p>
+            <w:pPr>
+              <w:pStyle w:val="Compact"/>
             </w:pPr>
             <w:r>
               <w:t xml:space="preserve">ISO. IATF 문서 폴더 39</w:t>
@@ -1309,18 +1283,10 @@
           </w:p>
         </w:tc>
         <w:tc>
-          <w:tcPr>
-            <w:tcMar>
-              <w:top w:w="60" w:type="dxa"/>
-              <w:left w:w="120" w:type="dxa"/>
-              <w:bottom w:w="60" w:type="dxa"/>
-              <w:right w:w="120" w:type="dxa"/>
-            </w:tcMar>
-          </w:tcPr>
-          <w:p>
-            <w:pPr>
-              <w:pStyle w:val="Compact"/>
-              <w:wordWrap w:val="1"/>
+          <w:tcPr/>
+          <w:p>
+            <w:pPr>
+              <w:pStyle w:val="Compact"/>
             </w:pPr>
             <w:r>
               <w:t xml:space="preserve">추적성 절차 (참조)</w:t>
@@ -1363,7 +1329,7 @@
         </w:trPr>
         <w:tc>
           <w:tcPr>
-            <w:tcW w:w="2460" w:type="dxa"/>
+            <w:tcW w:w="2866" w:type="dxa"/>
             <w:tcMar>
               <w:top w:w="60" w:type="dxa"/>
               <w:left w:w="120" w:type="dxa"/>
@@ -1384,7 +1350,7 @@
         </w:tc>
         <w:tc>
           <w:tcPr>
-            <w:tcW w:w="6328" w:type="dxa"/>
+            <w:tcW w:w="5922" w:type="dxa"/>
             <w:tcMar>
               <w:top w:w="60" w:type="dxa"/>
               <w:left w:w="120" w:type="dxa"/>
@@ -1406,9 +1372,7 @@
       </w:tr>
       <w:tr>
         <w:tc>
-          <w:tcPr>
-            <w:tcW w:w="2460" w:type="dxa"/>
-          </w:tcPr>
+          <w:tcPr/>
           <w:p>
             <w:pPr>
               <w:pStyle w:val="Compact"/>
@@ -1420,7 +1384,7 @@
         </w:tc>
         <w:tc>
           <w:tcPr>
-            <w:tcW w:w="6328" w:type="dxa"/>
+            <w:tcW w:w="5922" w:type="dxa"/>
             <w:tcMar>
               <w:top w:w="60" w:type="dxa"/>
               <w:left w:w="120" w:type="dxa"/>
@@ -1453,6 +1417,7 @@
         </w:tc>
         <w:tc>
           <w:tcPr>
+            <w:tcW w:w="5922" w:type="dxa"/>
             <w:tcMar>
               <w:top w:w="60" w:type="dxa"/>
               <w:left w:w="120" w:type="dxa"/>
@@ -1484,9 +1449,7 @@
           </w:p>
         </w:tc>
         <w:tc>
-          <w:tcPr>
-            <w:tcW w:w="6328" w:type="dxa"/>
-          </w:tcPr>
+          <w:tcPr/>
           <w:p>
             <w:pPr>
               <w:pStyle w:val="Compact"/>
@@ -1499,19 +1462,10 @@
       </w:tr>
       <w:tr>
         <w:tc>
-          <w:tcPr>
-            <w:tcW w:w="2460" w:type="dxa"/>
-            <w:tcMar>
-              <w:top w:w="60" w:type="dxa"/>
-              <w:left w:w="120" w:type="dxa"/>
-              <w:bottom w:w="60" w:type="dxa"/>
-              <w:right w:w="120" w:type="dxa"/>
-            </w:tcMar>
-          </w:tcPr>
-          <w:p>
-            <w:pPr>
-              <w:pStyle w:val="Compact"/>
-              <w:wordWrap w:val="1"/>
+          <w:tcPr/>
+          <w:p>
+            <w:pPr>
+              <w:pStyle w:val="Compact"/>
             </w:pPr>
             <w:r>
               <w:t xml:space="preserve">부품번호(P/N)</w:t>
@@ -1519,10 +1473,19 @@
           </w:p>
         </w:tc>
         <w:tc>
-          <w:tcPr/>
-          <w:p>
-            <w:pPr>
-              <w:pStyle w:val="Compact"/>
+          <w:tcPr>
+            <w:tcW w:w="5922" w:type="dxa"/>
+            <w:tcMar>
+              <w:top w:w="60" w:type="dxa"/>
+              <w:left w:w="120" w:type="dxa"/>
+              <w:bottom w:w="60" w:type="dxa"/>
+              <w:right w:w="120" w:type="dxa"/>
+            </w:tcMar>
+          </w:tcPr>
+          <w:p>
+            <w:pPr>
+              <w:pStyle w:val="Compact"/>
+              <w:wordWrap w:val="1"/>
             </w:pPr>
             <w:r>
               <w:t xml:space="preserve">부품을 고유하게 식별하는 번호</w:t>
@@ -1556,18 +1519,10 @@
       </w:tr>
       <w:tr>
         <w:tc>
-          <w:tcPr>
-            <w:tcMar>
-              <w:top w:w="60" w:type="dxa"/>
-              <w:left w:w="120" w:type="dxa"/>
-              <w:bottom w:w="60" w:type="dxa"/>
-              <w:right w:w="120" w:type="dxa"/>
-            </w:tcMar>
-          </w:tcPr>
-          <w:p>
-            <w:pPr>
-              <w:pStyle w:val="Compact"/>
-              <w:wordWrap w:val="1"/>
+          <w:tcPr/>
+          <w:p>
+            <w:pPr>
+              <w:pStyle w:val="Compact"/>
             </w:pPr>
             <w:r>
               <w:t xml:space="preserve">검사 상태</w:t>
@@ -1575,18 +1530,10 @@
           </w:p>
         </w:tc>
         <w:tc>
-          <w:tcPr>
-            <w:tcMar>
-              <w:top w:w="60" w:type="dxa"/>
-              <w:left w:w="120" w:type="dxa"/>
-              <w:bottom w:w="60" w:type="dxa"/>
-              <w:right w:w="120" w:type="dxa"/>
-            </w:tcMar>
-          </w:tcPr>
-          <w:p>
-            <w:pPr>
-              <w:pStyle w:val="Compact"/>
-              <w:wordWrap w:val="1"/>
+          <w:tcPr/>
+          <w:p>
+            <w:pPr>
+              <w:pStyle w:val="Compact"/>
             </w:pPr>
             <w:r>
               <w:t xml:space="preserve">합격/불합격/보류/미검사 등 검사 결과 상태</w:t>
@@ -2399,10 +2346,18 @@
       </w:tr>
       <w:tr>
         <w:tc>
-          <w:tcPr/>
-          <w:p>
-            <w:pPr>
-              <w:pStyle w:val="Compact"/>
+          <w:tcPr>
+            <w:tcMar>
+              <w:top w:w="60" w:type="dxa"/>
+              <w:left w:w="120" w:type="dxa"/>
+              <w:bottom w:w="60" w:type="dxa"/>
+              <w:right w:w="120" w:type="dxa"/>
+            </w:tcMar>
+          </w:tcPr>
+          <w:p>
+            <w:pPr>
+              <w:pStyle w:val="Compact"/>
+              <w:wordWrap w:val="1"/>
             </w:pPr>
             <w:r>
               <w:t xml:space="preserve">로트번호(Lot No.)</w:t>
@@ -2410,10 +2365,18 @@
           </w:p>
         </w:tc>
         <w:tc>
-          <w:tcPr/>
-          <w:p>
-            <w:pPr>
-              <w:pStyle w:val="Compact"/>
+          <w:tcPr>
+            <w:tcMar>
+              <w:top w:w="60" w:type="dxa"/>
+              <w:left w:w="120" w:type="dxa"/>
+              <w:bottom w:w="60" w:type="dxa"/>
+              <w:right w:w="120" w:type="dxa"/>
+            </w:tcMar>
+          </w:tcPr>
+          <w:p>
+            <w:pPr>
+              <w:pStyle w:val="Compact"/>
+              <w:wordWrap w:val="1"/>
             </w:pPr>
             <w:r>
               <w:t xml:space="preserve">로트 부여 규칙에 따라</w:t>
@@ -2464,10 +2427,18 @@
           </w:p>
         </w:tc>
         <w:tc>
-          <w:tcPr/>
-          <w:p>
-            <w:pPr>
-              <w:pStyle w:val="Compact"/>
+          <w:tcPr>
+            <w:tcMar>
+              <w:top w:w="60" w:type="dxa"/>
+              <w:left w:w="120" w:type="dxa"/>
+              <w:bottom w:w="60" w:type="dxa"/>
+              <w:right w:w="120" w:type="dxa"/>
+            </w:tcMar>
+          </w:tcPr>
+          <w:p>
+            <w:pPr>
+              <w:pStyle w:val="Compact"/>
+              <w:wordWrap w:val="1"/>
             </w:pPr>
             <w:r>
               <w:t xml:space="preserve">150 EA</w:t>
@@ -2499,10 +2470,18 @@
           </w:p>
         </w:tc>
         <w:tc>
-          <w:tcPr/>
-          <w:p>
-            <w:pPr>
-              <w:pStyle w:val="Compact"/>
+          <w:tcPr>
+            <w:tcMar>
+              <w:top w:w="60" w:type="dxa"/>
+              <w:left w:w="120" w:type="dxa"/>
+              <w:bottom w:w="60" w:type="dxa"/>
+              <w:right w:w="120" w:type="dxa"/>
+            </w:tcMar>
+          </w:tcPr>
+          <w:p>
+            <w:pPr>
+              <w:pStyle w:val="Compact"/>
+              <w:wordWrap w:val="1"/>
             </w:pPr>
             <w:r>
               <w:t xml:space="preserve">2026-04-15</w:t>
@@ -2615,7 +2594,7 @@
         </w:trPr>
         <w:tc>
           <w:tcPr>
-            <w:tcW w:w="2460" w:type="dxa"/>
+            <w:tcW w:w="3000" w:type="dxa"/>
             <w:tcMar>
               <w:top w:w="60" w:type="dxa"/>
               <w:left w:w="120" w:type="dxa"/>
@@ -2636,7 +2615,7 @@
         </w:tc>
         <w:tc>
           <w:tcPr>
-            <w:tcW w:w="6328" w:type="dxa"/>
+            <w:tcW w:w="5788" w:type="dxa"/>
             <w:tcMar>
               <w:top w:w="60" w:type="dxa"/>
               <w:left w:w="120" w:type="dxa"/>
@@ -2658,9 +2637,7 @@
       </w:tr>
       <w:tr>
         <w:tc>
-          <w:tcPr>
-            <w:tcW w:w="2460" w:type="dxa"/>
-          </w:tcPr>
+          <w:tcPr/>
           <w:p>
             <w:pPr>
               <w:pStyle w:val="Compact"/>
@@ -2672,7 +2649,7 @@
         </w:tc>
         <w:tc>
           <w:tcPr>
-            <w:tcW w:w="6328" w:type="dxa"/>
+            <w:tcW w:w="5788" w:type="dxa"/>
             <w:tcMar>
               <w:top w:w="60" w:type="dxa"/>
               <w:left w:w="120" w:type="dxa"/>
@@ -2705,6 +2682,7 @@
         </w:tc>
         <w:tc>
           <w:tcPr>
+            <w:tcW w:w="5788" w:type="dxa"/>
             <w:tcMar>
               <w:top w:w="60" w:type="dxa"/>
               <w:left w:w="120" w:type="dxa"/>
@@ -2736,9 +2714,7 @@
           </w:p>
         </w:tc>
         <w:tc>
-          <w:tcPr>
-            <w:tcW w:w="6328" w:type="dxa"/>
-          </w:tcPr>
+          <w:tcPr/>
           <w:p>
             <w:pPr>
               <w:pStyle w:val="Compact"/>
@@ -2751,19 +2727,10 @@
       </w:tr>
       <w:tr>
         <w:tc>
-          <w:tcPr>
-            <w:tcW w:w="2460" w:type="dxa"/>
-            <w:tcMar>
-              <w:top w:w="60" w:type="dxa"/>
-              <w:left w:w="120" w:type="dxa"/>
-              <w:bottom w:w="60" w:type="dxa"/>
-              <w:right w:w="120" w:type="dxa"/>
-            </w:tcMar>
-          </w:tcPr>
-          <w:p>
-            <w:pPr>
-              <w:pStyle w:val="Compact"/>
-              <w:wordWrap w:val="1"/>
+          <w:tcPr/>
+          <w:p>
+            <w:pPr>
+              <w:pStyle w:val="Compact"/>
             </w:pPr>
             <w:r>
               <w:t xml:space="preserve">유효기간(Shelf Life)</w:t>
@@ -2771,10 +2738,19 @@
           </w:p>
         </w:tc>
         <w:tc>
-          <w:tcPr/>
-          <w:p>
-            <w:pPr>
-              <w:pStyle w:val="Compact"/>
+          <w:tcPr>
+            <w:tcW w:w="5788" w:type="dxa"/>
+            <w:tcMar>
+              <w:top w:w="60" w:type="dxa"/>
+              <w:left w:w="120" w:type="dxa"/>
+              <w:bottom w:w="60" w:type="dxa"/>
+              <w:right w:w="120" w:type="dxa"/>
+            </w:tcMar>
+          </w:tcPr>
+          <w:p>
+            <w:pPr>
+              <w:pStyle w:val="Compact"/>
+              <w:wordWrap w:val="1"/>
             </w:pPr>
             <w:r>
               <w:t xml:space="preserve">유효기간 관리 자재(접착제, 실란트 등)</w:t>
@@ -2784,18 +2760,10 @@
       </w:tr>
       <w:tr>
         <w:tc>
-          <w:tcPr>
-            <w:tcMar>
-              <w:top w:w="60" w:type="dxa"/>
-              <w:left w:w="120" w:type="dxa"/>
-              <w:bottom w:w="60" w:type="dxa"/>
-              <w:right w:w="120" w:type="dxa"/>
-            </w:tcMar>
-          </w:tcPr>
-          <w:p>
-            <w:pPr>
-              <w:pStyle w:val="Compact"/>
-              <w:wordWrap w:val="1"/>
+          <w:tcPr/>
+          <w:p>
+            <w:pPr>
+              <w:pStyle w:val="Compact"/>
             </w:pPr>
             <w:r>
               <w:t xml:space="preserve">개정번호(Rev.)</w:t>
@@ -2803,18 +2771,10 @@
           </w:p>
         </w:tc>
         <w:tc>
-          <w:tcPr>
-            <w:tcMar>
-              <w:top w:w="60" w:type="dxa"/>
-              <w:left w:w="120" w:type="dxa"/>
-              <w:bottom w:w="60" w:type="dxa"/>
-              <w:right w:w="120" w:type="dxa"/>
-            </w:tcMar>
-          </w:tcPr>
-          <w:p>
-            <w:pPr>
-              <w:pStyle w:val="Compact"/>
-              <w:wordWrap w:val="1"/>
+          <w:tcPr/>
+          <w:p>
+            <w:pPr>
+              <w:pStyle w:val="Compact"/>
             </w:pPr>
             <w:r>
               <w:t xml:space="preserve">도면 개정 관리 시</w:t>
@@ -3528,7 +3488,7 @@
         </w:trPr>
         <w:tc>
           <w:tcPr>
-            <w:tcW w:w="2460" w:type="dxa"/>
+            <w:tcW w:w="1956" w:type="dxa"/>
             <w:tcMar>
               <w:top w:w="60" w:type="dxa"/>
               <w:left w:w="120" w:type="dxa"/>
@@ -3549,7 +3509,7 @@
         </w:tc>
         <w:tc>
           <w:tcPr>
-            <w:tcW w:w="6328" w:type="dxa"/>
+            <w:tcW w:w="6832" w:type="dxa"/>
             <w:tcMar>
               <w:top w:w="60" w:type="dxa"/>
               <w:left w:w="120" w:type="dxa"/>
@@ -3571,9 +3531,7 @@
       </w:tr>
       <w:tr>
         <w:tc>
-          <w:tcPr>
-            <w:tcW w:w="2460" w:type="dxa"/>
-          </w:tcPr>
+          <w:tcPr/>
           <w:p>
             <w:pPr>
               <w:pStyle w:val="Compact"/>
@@ -3585,7 +3543,7 @@
         </w:tc>
         <w:tc>
           <w:tcPr>
-            <w:tcW w:w="6328" w:type="dxa"/>
+            <w:tcW w:w="6832" w:type="dxa"/>
             <w:tcMar>
               <w:top w:w="60" w:type="dxa"/>
               <w:left w:w="120" w:type="dxa"/>
@@ -3618,6 +3576,7 @@
         </w:tc>
         <w:tc>
           <w:tcPr>
+            <w:tcW w:w="6832" w:type="dxa"/>
             <w:tcMar>
               <w:top w:w="60" w:type="dxa"/>
               <w:left w:w="120" w:type="dxa"/>
@@ -3638,18 +3597,10 @@
       </w:tr>
       <w:tr>
         <w:tc>
-          <w:tcPr>
-            <w:tcMar>
-              <w:top w:w="60" w:type="dxa"/>
-              <w:left w:w="120" w:type="dxa"/>
-              <w:bottom w:w="60" w:type="dxa"/>
-              <w:right w:w="120" w:type="dxa"/>
-            </w:tcMar>
-          </w:tcPr>
-          <w:p>
-            <w:pPr>
-              <w:pStyle w:val="Compact"/>
-              <w:wordWrap w:val="1"/>
+          <w:tcPr/>
+          <w:p>
+            <w:pPr>
+              <w:pStyle w:val="Compact"/>
             </w:pPr>
             <w:r>
               <w:t xml:space="preserve">재작업 시</w:t>
@@ -3658,7 +3609,6 @@
         </w:tc>
         <w:tc>
           <w:tcPr>
-            <w:tcW w:w="6328" w:type="dxa"/>
             <w:tcMar>
               <w:top w:w="60" w:type="dxa"/>
               <w:left w:w="120" w:type="dxa"/>
@@ -3940,7 +3890,7 @@
         </w:trPr>
         <w:tc>
           <w:tcPr>
-            <w:tcW w:w="2460" w:type="dxa"/>
+            <w:tcW w:w="1800" w:type="dxa"/>
             <w:tcMar>
               <w:top w:w="60" w:type="dxa"/>
               <w:left w:w="120" w:type="dxa"/>
@@ -3961,7 +3911,7 @@
         </w:tc>
         <w:tc>
           <w:tcPr>
-            <w:tcW w:w="6328" w:type="dxa"/>
+            <w:tcW w:w="6988" w:type="dxa"/>
             <w:tcMar>
               <w:top w:w="60" w:type="dxa"/>
               <w:left w:w="120" w:type="dxa"/>
@@ -3983,9 +3933,7 @@
       </w:tr>
       <w:tr>
         <w:tc>
-          <w:tcPr>
-            <w:tcW w:w="2460" w:type="dxa"/>
-          </w:tcPr>
+          <w:tcPr/>
           <w:p>
             <w:pPr>
               <w:pStyle w:val="Compact"/>
@@ -3997,7 +3945,7 @@
         </w:tc>
         <w:tc>
           <w:tcPr>
-            <w:tcW w:w="6328" w:type="dxa"/>
+            <w:tcW w:w="6988" w:type="dxa"/>
             <w:tcMar>
               <w:top w:w="60" w:type="dxa"/>
               <w:left w:w="120" w:type="dxa"/>
@@ -4030,6 +3978,7 @@
         </w:tc>
         <w:tc>
           <w:tcPr>
+            <w:tcW w:w="6988" w:type="dxa"/>
             <w:tcMar>
               <w:top w:w="60" w:type="dxa"/>
               <w:left w:w="120" w:type="dxa"/>
@@ -4061,9 +4010,7 @@
           </w:p>
         </w:tc>
         <w:tc>
-          <w:tcPr>
-            <w:tcW w:w="6328" w:type="dxa"/>
-          </w:tcPr>
+          <w:tcPr/>
           <w:p>
             <w:pPr>
               <w:pStyle w:val="Compact"/>
@@ -4076,19 +4023,10 @@
       </w:tr>
       <w:tr>
         <w:tc>
-          <w:tcPr>
-            <w:tcW w:w="2460" w:type="dxa"/>
-            <w:tcMar>
-              <w:top w:w="60" w:type="dxa"/>
-              <w:left w:w="120" w:type="dxa"/>
-              <w:bottom w:w="60" w:type="dxa"/>
-              <w:right w:w="120" w:type="dxa"/>
-            </w:tcMar>
-          </w:tcPr>
-          <w:p>
-            <w:pPr>
-              <w:pStyle w:val="Compact"/>
-              <w:wordWrap w:val="1"/>
+          <w:tcPr/>
+          <w:p>
+            <w:pPr>
+              <w:pStyle w:val="Compact"/>
             </w:pPr>
             <w:r>
               <w:t xml:space="preserve">특이사항란</w:t>
@@ -4097,6 +4035,7 @@
         </w:tc>
         <w:tc>
           <w:tcPr>
+            <w:tcW w:w="6988" w:type="dxa"/>
             <w:tcMar>
               <w:top w:w="60" w:type="dxa"/>
               <w:left w:w="120" w:type="dxa"/>
@@ -5280,8 +5219,8 @@
     <w:rPrDefault>
       <w:rPr>
         <w:rFonts w:asciiTheme="minorHAnsi" w:cstheme="minorBidi" w:eastAsiaTheme="minorEastAsia" w:hAnsiTheme="minorHAnsi"/>
-        <w:sz w:val="24"/>
-        <w:szCs w:val="24"/>
+        <w:sz w:val="20"/>
+        <w:szCs w:val="20"/>
         <w:lang w:bidi="ar-SA" w:eastAsia="zh-CN" w:val="en-US"/>
       </w:rPr>
     </w:rPrDefault>
@@ -5349,8 +5288,8 @@
     </w:pPr>
     <w:rPr>
       <w:rFonts w:asciiTheme="majorHAnsi" w:cstheme="majorBidi" w:eastAsiaTheme="majorEastAsia" w:hAnsiTheme="majorHAnsi"/>
-      <w:sz w:val="56"/>
-      <w:szCs w:val="56"/>
+      <w:sz w:val="44"/>
+      <w:szCs w:val="44"/>
     </w:rPr>
   </w:style>
   <w:style w:customStyle="1" w:styleId="TitleChar" w:type="character">
@@ -5361,8 +5300,8 @@
     <w:rsid w:val="00A10FD9"/>
     <w:rPr>
       <w:rFonts w:asciiTheme="majorHAnsi" w:cstheme="majorBidi" w:eastAsiaTheme="majorEastAsia" w:hAnsiTheme="majorHAnsi"/>
-      <w:sz w:val="56"/>
-      <w:szCs w:val="56"/>
+      <w:sz w:val="44"/>
+      <w:szCs w:val="44"/>
     </w:rPr>
   </w:style>
   <w:style w:styleId="Subtitle" w:type="paragraph">
@@ -5484,8 +5423,8 @@
     <w:rPr>
       <w:rFonts w:asciiTheme="majorHAnsi" w:cstheme="majorBidi" w:eastAsiaTheme="majorEastAsia" w:hAnsiTheme="majorHAnsi"/>
       <w:color w:themeColor="accent1" w:themeShade="BF" w:val="0F4761"/>
-      <w:sz w:val="40"/>
-      <w:szCs w:val="40"/>
+      <w:sz w:val="32"/>
+      <w:szCs w:val="32"/>
     </w:rPr>
   </w:style>
   <w:style w:styleId="Heading2" w:type="paragraph">
@@ -5675,8 +5614,8 @@
     <w:rPr>
       <w:rFonts w:asciiTheme="majorHAnsi" w:cstheme="majorBidi" w:eastAsiaTheme="majorEastAsia" w:hAnsiTheme="majorHAnsi"/>
       <w:color w:themeColor="accent1" w:themeShade="BF" w:val="0F4761"/>
-      <w:sz w:val="40"/>
-      <w:szCs w:val="40"/>
+      <w:sz w:val="32"/>
+      <w:szCs w:val="32"/>
     </w:rPr>
   </w:style>
   <w:style w:customStyle="1" w:styleId="Heading2Char" w:type="character">
